--- a/public/assets/template/docx/surat_f106.docx
+++ b/public/assets/template/docx/surat_f106.docx
@@ -117,7 +117,7 @@
           <w:b/>
           <w:bCs/>
         </w:rPr>
-        <w:t xml:space="preserve">: $NAMA</w:t>
+        <w:t xml:space="preserve">: ${NAMA}</w:t>
       </w:r>
     </w:p>
     <w:p>
@@ -129,7 +129,7 @@
           <w:b/>
           <w:bCs/>
         </w:rPr>
-        <w:t xml:space="preserve">: $NIK</w:t>
+        <w:t xml:space="preserve">: ${NIK}</w:t>
       </w:r>
     </w:p>
     <w:p>
@@ -141,7 +141,7 @@
           <w:b/>
           <w:bCs/>
         </w:rPr>
-        <w:t xml:space="preserve">: $NO_KK</w:t>
+        <w:t xml:space="preserve">: ${NO_KK}</w:t>
       </w:r>
     </w:p>
     <w:p>
@@ -153,7 +153,7 @@
           <w:b/>
           <w:bCs/>
         </w:rPr>
-        <w:t xml:space="preserve">: $ALAMAT</w:t>
+        <w:t xml:space="preserve">: ${ALAMAT}</w:t>
       </w:r>
     </w:p>
     <w:p>
@@ -278,37 +278,37 @@
                 <w:b/>
                 <w:bCs/>
               </w:rPr>
-              <w:t xml:space="preserve">$NAMA</w:t>
-            </w:r>
-          </w:p>
-        </w:tc>
-        <w:tc>
-          <w:tcPr/>
-          <w:p>
-            <w:pPr>
-              <w:pStyle w:val="BodyText"/>
-            </w:pPr>
-            <w:r>
-              <w:rPr>
-                <w:b/>
-                <w:bCs/>
-              </w:rPr>
-              <w:t xml:space="preserve">$NIK</w:t>
-            </w:r>
-          </w:p>
-        </w:tc>
-        <w:tc>
-          <w:tcPr/>
-          <w:p>
-            <w:pPr>
-              <w:pStyle w:val="BodyText"/>
-            </w:pPr>
-            <w:r>
-              <w:rPr>
-                <w:b/>
-                <w:bCs/>
-              </w:rPr>
-              <w:t xml:space="preserve">$HUBUNGAN</w:t>
+              <w:t xml:space="preserve">${NAMA}</w:t>
+            </w:r>
+          </w:p>
+        </w:tc>
+        <w:tc>
+          <w:tcPr/>
+          <w:p>
+            <w:pPr>
+              <w:pStyle w:val="BodyText"/>
+            </w:pPr>
+            <w:r>
+              <w:rPr>
+                <w:b/>
+                <w:bCs/>
+              </w:rPr>
+              <w:t xml:space="preserve">${NIK}</w:t>
+            </w:r>
+          </w:p>
+        </w:tc>
+        <w:tc>
+          <w:tcPr/>
+          <w:p>
+            <w:pPr>
+              <w:pStyle w:val="BodyText"/>
+            </w:pPr>
+            <w:r>
+              <w:rPr>
+                <w:b/>
+                <w:bCs/>
+              </w:rPr>
+              <w:t xml:space="preserve">${HUBUNGAN}</w:t>
             </w:r>
           </w:p>
         </w:tc>
@@ -341,37 +341,37 @@
                 <w:b/>
                 <w:bCs/>
               </w:rPr>
-              <w:t xml:space="preserve">$PX_NAMA</w:t>
-            </w:r>
-          </w:p>
-        </w:tc>
-        <w:tc>
-          <w:tcPr/>
-          <w:p>
-            <w:pPr>
-              <w:pStyle w:val="BodyText"/>
-            </w:pPr>
-            <w:r>
-              <w:rPr>
-                <w:b/>
-                <w:bCs/>
-              </w:rPr>
-              <w:t xml:space="preserve">$PX_NIK</w:t>
-            </w:r>
-          </w:p>
-        </w:tc>
-        <w:tc>
-          <w:tcPr/>
-          <w:p>
-            <w:pPr>
-              <w:pStyle w:val="BodyText"/>
-            </w:pPr>
-            <w:r>
-              <w:rPr>
-                <w:b/>
-                <w:bCs/>
-              </w:rPr>
-              <w:t xml:space="preserve">$PX_HUBUNGAN</w:t>
+              <w:t xml:space="preserve">${PX_NAMA}</w:t>
+            </w:r>
+          </w:p>
+        </w:tc>
+        <w:tc>
+          <w:tcPr/>
+          <w:p>
+            <w:pPr>
+              <w:pStyle w:val="BodyText"/>
+            </w:pPr>
+            <w:r>
+              <w:rPr>
+                <w:b/>
+                <w:bCs/>
+              </w:rPr>
+              <w:t xml:space="preserve">${PX_NIK}</w:t>
+            </w:r>
+          </w:p>
+        </w:tc>
+        <w:tc>
+          <w:tcPr/>
+          <w:p>
+            <w:pPr>
+              <w:pStyle w:val="BodyText"/>
+            </w:pPr>
+            <w:r>
+              <w:rPr>
+                <w:b/>
+                <w:bCs/>
+              </w:rPr>
+              <w:t xml:space="preserve">${PX_HUBUNGAN}</w:t>
             </w:r>
           </w:p>
         </w:tc>
@@ -955,7 +955,7 @@
                 <w:b/>
                 <w:bCs/>
               </w:rPr>
-              <w:t xml:space="preserve">$PENDIDIKAN</w:t>
+              <w:t xml:space="preserve">${PENDIDIKAN}</w:t>
             </w:r>
           </w:p>
         </w:tc>
@@ -2030,7 +2030,7 @@
                 <w:b/>
                 <w:bCs/>
               </w:rPr>
-              <w:t xml:space="preserve">$AGAMA</w:t>
+              <w:t xml:space="preserve">${AGAMA}</w:t>
             </w:r>
           </w:p>
         </w:tc>
@@ -2621,7 +2621,7 @@
           <w:b/>
           <w:bCs/>
         </w:rPr>
-        <w:t xml:space="preserve">$NAMA_DES , $TGL_SURAT</w:t>
+        <w:t xml:space="preserve">${NAMA_DES} , ${TGL_SURAT}</w:t>
       </w:r>
     </w:p>
     <w:p>
@@ -2678,7 +2678,7 @@
           <w:b/>
           <w:bCs/>
         </w:rPr>
-        <w:t xml:space="preserve">$NAMA</w:t>
+        <w:t xml:space="preserve">${NAMA}</w:t>
       </w:r>
     </w:p>
     <w:p>
